--- a/courts/tenth-circuit/kansas/state/supreme-court/petition-for-review/usage/OUTPUT-petition-for-review.docx
+++ b/courts/tenth-circuit/kansas/state/supreme-court/petition-for-review/usage/OUTPUT-petition-for-review.docx
@@ -488,9 +488,7 @@
               <w:t xml:space="preserve"> </w:t>
             </w:r>
             <w:r>
-              <w:t xml:space="preserve">22</w:t>
-              <w:noBreakHyphen/>
-              <w:t xml:space="preserve">124378-A</w:t>
+              <w:t xml:space="preserve">22-⁠124378-A</w:t>
             </w:r>
           </w:p>
         </w:tc>
@@ -561,9 +559,7 @@
         <w:t xml:space="preserve"> </w:t>
       </w:r>
       <w:r>
-        <w:t xml:space="preserve">22</w:t>
-        <w:noBreakHyphen/>
-        <w:t xml:space="preserve">124378-A</w:t>
+        <w:t xml:space="preserve">22-⁠124378-A</w:t>
       </w:r>
     </w:p>
     <w:p>
@@ -643,9 +639,7 @@
         <w:t xml:space="preserve"> </w:t>
       </w:r>
       <w:r>
-        <w:t xml:space="preserve">2021-CV</w:t>
-        <w:noBreakHyphen/>
-        <w:t xml:space="preserve">000299</w:t>
+        <w:t xml:space="preserve">2021-CV-⁠000299</w:t>
       </w:r>
     </w:p>
     <w:p>
@@ -779,9 +773,7 @@
         <w:t xml:space="preserve"> </w:t>
       </w:r>
       <w:r>
-        <w:t xml:space="preserve">267</w:t>
-        <w:noBreakHyphen/>
-        <w:t xml:space="preserve">6115</w:t>
+        <w:t xml:space="preserve">267-⁠6115</w:t>
       </w:r>
     </w:p>
     <w:p>
@@ -1778,13 +1770,7 @@
         <w:pStyle w:val="BodyText"/>
       </w:pPr>
       <w:r>
-        <w:t xml:space="preserve">At issue in this appeal is whether K.S.A. 25</w:t>
-      </w:r>
-      <w:r>
-        <w:noBreakHyphen/>
-      </w:r>
-      <w:r>
-        <w:t xml:space="preserve">2438(a)⁠(2) and (a)⁠(3) (the</w:t>
+        <w:t xml:space="preserve">At issue in this appeal is whether K.S.A. 25-⁠2438(a)⁠(2) and (a)⁠(3) (the</w:t>
       </w:r>
       <w:r>
         <w:t xml:space="preserve"> </w:t>
@@ -1840,13 +1826,7 @@
         <w:pStyle w:val="BodyText"/>
       </w:pPr>
       <w:r>
-        <w:t xml:space="preserve">As a result, fear of prosecution under the Challenged Provisions has significantly reduced, and in some cases entirely halted, Appellants’ important work. Nevertheless, the Court of Appeals affirmed the denial of Appellants’ motion to temporarily enjoin the Challenged Provisions in a 2</w:t>
-      </w:r>
-      <w:r>
-        <w:noBreakHyphen/>
-      </w:r>
-      <w:r>
-        <w:t xml:space="preserve">1 decision, finding Appellants lacked standing. To reach this conclusion, the majority interpreted the statute as if (a)⁠(1), (a)⁠(2), and (a)⁠(3) all prohibit the same thing–knowingly misrepresenting oneself as an election official. But that interpretation is at odds with the plain language of the statute itself. It also violates the well-established rule that courts</w:t>
+        <w:t xml:space="preserve">As a result, fear of prosecution under the Challenged Provisions has significantly reduced, and in some cases entirely halted, Appellants’ important work. Nevertheless, the Court of Appeals affirmed the denial of Appellants’ motion to temporarily enjoin the Challenged Provisions in a 2-⁠1 decision, finding Appellants lacked standing. To reach this conclusion, the majority interpreted the statute as if (a)⁠(1), (a)⁠(2), and (a)⁠(3) all prohibit the same thing–knowingly misrepresenting oneself as an election official. But that interpretation is at odds with the plain language of the statute itself. It also violates the well-established rule that courts</w:t>
       </w:r>
       <w:r>
         <w:t xml:space="preserve"> </w:t>
@@ -1984,13 +1964,7 @@
         <w:t xml:space="preserve"> </w:t>
       </w:r>
       <w:r>
-        <w:t xml:space="preserve">K.S.A. 20</w:t>
-      </w:r>
-      <w:r>
-        <w:noBreakHyphen/>
-      </w:r>
-      <w:r>
-        <w:t xml:space="preserve">3018. Failure to do so will have far reaching consequences, not just for Appellants and the voters who depend upon them, but for future litigants seeking to protect their free speech rights.</w:t>
+        <w:t xml:space="preserve">K.S.A. 20-⁠3018. Failure to do so will have far reaching consequences, not just for Appellants and the voters who depend upon them, but for future litigants seeking to protect their free speech rights.</w:t>
       </w:r>
     </w:p>
     <w:p>
@@ -2198,13 +2172,7 @@
         <w:pStyle w:val="BodyText"/>
       </w:pPr>
       <w:r>
-        <w:t xml:space="preserve">Nevertheless, in 2021, the Legislature enacted sweeping changes to Kansas election law. Among these was K.S.A. 25</w:t>
-      </w:r>
-      <w:r>
-        <w:noBreakHyphen/>
-      </w:r>
-      <w:r>
-        <w:t xml:space="preserve">2438, which was passed on party lines and over Governor Kelly’s veto, and reads in relevant part:</w:t>
+        <w:t xml:space="preserve">Nevertheless, in 2021, the Legislature enacted sweeping changes to Kansas election law. Among these was K.S.A. 25-⁠2438, which was passed on party lines and over Governor Kelly’s veto, and reads in relevant part:</w:t>
       </w:r>
     </w:p>
     <w:p>
@@ -2212,13 +2180,7 @@
         <w:pStyle w:val="XdQuoteFirst"/>
       </w:pPr>
       <w:r>
-        <w:t xml:space="preserve">K.S.A. 25</w:t>
-      </w:r>
-      <w:r>
-        <w:noBreakHyphen/>
-      </w:r>
-      <w:r>
-        <w:t xml:space="preserve">2438. (a) False representation of an election official is knowingly engaging in any of the following conduct by phone, mail, email, website or other online activity or by any other means of communication while not holding a position as an election official:</w:t>
+        <w:t xml:space="preserve">K.S.A. 25-⁠2438. (a) False representation of an election official is knowingly engaging in any of the following conduct by phone, mail, email, website or other online activity or by any other means of communication while not holding a position as an election official:</w:t>
       </w:r>
     </w:p>
     <w:p>
@@ -2271,13 +2233,7 @@
         <w:t xml:space="preserve">See Hodes &amp; Nauser, MDs, P.A. v. Schmidt</w:t>
       </w:r>
       <w:r>
-        <w:t xml:space="preserve">, 309 Kan. 610, 663</w:t>
-      </w:r>
-      <w:r>
-        <w:noBreakHyphen/>
-      </w:r>
-      <w:r>
-        <w:t xml:space="preserve">71, 440 P.3d 461, 493 (2019). Instead, the court applied a federal doctrine, known as Anderson-Burdick, never before applied by a Kansas appellate court, to find that Appellants were not likely to succeed on their claims under the Kansas Constitution. (R. III, 16.)</w:t>
+        <w:t xml:space="preserve">, 309 Kan. 610, 663-⁠71, 440 P.3d 461, 493 (2019). Instead, the court applied a federal doctrine, known as Anderson-Burdick, never before applied by a Kansas appellate court, to find that Appellants were not likely to succeed on their claims under the Kansas Constitution. (R. III, 16.)</w:t>
       </w:r>
     </w:p>
     <w:p>
@@ -2716,13 +2672,7 @@
         <w:t xml:space="preserve"> </w:t>
       </w:r>
       <w:r>
-        <w:t xml:space="preserve">their activities are beyond the reach of what K.S.A. 25</w:t>
-      </w:r>
-      <w:r>
-        <w:noBreakHyphen/>
-      </w:r>
-      <w:r>
-        <w:t xml:space="preserve">2438 is</w:t>
+        <w:t xml:space="preserve">their activities are beyond the reach of what K.S.A. 25-⁠2438 is</w:t>
       </w:r>
       <w:r>
         <w:t xml:space="preserve"> </w:t>
@@ -2734,13 +2684,7 @@
         <w:t xml:space="preserve"> </w:t>
       </w:r>
       <w:r>
-        <w:t xml:space="preserve">Slip op. at 14</w:t>
-      </w:r>
-      <w:r>
-        <w:noBreakHyphen/>
-      </w:r>
-      <w:r>
-        <w:t xml:space="preserve">15. This was error and should be reversed.</w:t>
+        <w:t xml:space="preserve">Slip op. at 14-⁠15. This was error and should be reversed.</w:t>
       </w:r>
     </w:p>
     <w:p>
@@ -3122,19 +3066,7 @@
         <w:t xml:space="preserve">State v. Adee</w:t>
       </w:r>
       <w:r>
-        <w:t xml:space="preserve">, 241 Kan. 825, 829, 740 P.2d 611 (1987)). Yet, the Court of Appeals treated K.S.A. 25</w:t>
-      </w:r>
-      <w:r>
-        <w:noBreakHyphen/>
-      </w:r>
-      <w:r>
-        <w:t xml:space="preserve">2438 as if (a)⁠(1), (a)⁠(2), and (a)⁠(3) all prohibit the same conduct. Moreover, prior to the enactment of K.S.A. 25</w:t>
-      </w:r>
-      <w:r>
-        <w:noBreakHyphen/>
-      </w:r>
-      <w:r>
-        <w:t xml:space="preserve">2438, it was already a crime in Kansas to</w:t>
+        <w:t xml:space="preserve">, 241 Kan. 825, 829, 740 P.2d 611 (1987)). Yet, the Court of Appeals treated K.S.A. 25-⁠2438 as if (a)⁠(1), (a)⁠(2), and (a)⁠(3) all prohibit the same conduct. Moreover, prior to the enactment of K.S.A. 25-⁠2438, it was already a crime in Kansas to</w:t>
       </w:r>
       <w:r>
         <w:t xml:space="preserve"> </w:t>
@@ -3158,19 +3090,7 @@
         <w:t xml:space="preserve"> </w:t>
       </w:r>
       <w:r>
-        <w:t xml:space="preserve">K.S.A. 21</w:t>
-      </w:r>
-      <w:r>
-        <w:noBreakHyphen/>
-      </w:r>
-      <w:r>
-        <w:t xml:space="preserve">5917(a). Both the existence of this established law and the Legislature’s decision to provide three alternative definitions in (a)⁠(1), (a)⁠(2), and (a)⁠(3) for what constitutes the new crime established by K.S.A. 25</w:t>
-      </w:r>
-      <w:r>
-        <w:noBreakHyphen/>
-      </w:r>
-      <w:r>
-        <w:t xml:space="preserve">2438 requires that it be read to reach a far wider universe of conduct than</w:t>
+        <w:t xml:space="preserve">K.S.A. 21-⁠5917(a). Both the existence of this established law and the Legislature’s decision to provide three alternative definitions in (a)⁠(1), (a)⁠(2), and (a)⁠(3) for what constitutes the new crime established by K.S.A. 25-⁠2438 requires that it be read to reach a far wider universe of conduct than</w:t>
       </w:r>
       <w:r>
         <w:t xml:space="preserve"> </w:t>
@@ -3238,31 +3158,13 @@
         <w:t xml:space="preserve"> </w:t>
       </w:r>
       <w:r>
-        <w:t xml:space="preserve">come within the reach of the statute, slip op. at 19, the law’s plain language says otherwise: the only additional element is that the actor know that their conduct could cause that misapprehension–there is no requirement that they have any deceptive intent. K.S.A. 25</w:t>
-      </w:r>
-      <w:r>
-        <w:noBreakHyphen/>
-      </w:r>
-      <w:r>
-        <w:t xml:space="preserve">2438. Nor is there any safe harbor for good faith conduct, or even for those who affirmatively identify themselves. In finding to the contrary, the Court of Appeals both ignored the statute’s plain text and inappropriately read into it language that is not there. Slip op. at 14</w:t>
-      </w:r>
-      <w:r>
-        <w:noBreakHyphen/>
-      </w:r>
-      <w:r>
-        <w:t xml:space="preserve">15 (finding that because Appellants</w:t>
-      </w:r>
-      <w:r>
-        <w:t xml:space="preserve"> </w:t>
-      </w:r>
-      <w:r>
-        <w:t xml:space="preserve">“are driven solely by their aspiration to encourage more robust and informed civic engagement ⁠. ⁠. ⁠. the activities at issue lack the nefarious or deceptive qualities K.S.A. 2021 Supp. 25</w:t>
-      </w:r>
-      <w:r>
-        <w:noBreakHyphen/>
-      </w:r>
-      <w:r>
-        <w:t xml:space="preserve">2438 is designed to combat, placing the appellants beyond its reach”</w:t>
+        <w:t xml:space="preserve">come within the reach of the statute, slip op. at 19, the law’s plain language says otherwise: the only additional element is that the actor know that their conduct could cause that misapprehension–there is no requirement that they have any deceptive intent. K.S.A. 25-⁠2438. Nor is there any safe harbor for good faith conduct, or even for those who affirmatively identify themselves. In finding to the contrary, the Court of Appeals both ignored the statute’s plain text and inappropriately read into it language that is not there. Slip op. at 14-⁠15 (finding that because Appellants</w:t>
+      </w:r>
+      <w:r>
+        <w:t xml:space="preserve"> </w:t>
+      </w:r>
+      <w:r>
+        <w:t xml:space="preserve">“are driven solely by their aspiration to encourage more robust and informed civic engagement ⁠. ⁠. ⁠. the activities at issue lack the nefarious or deceptive qualities K.S.A. 2021 Supp. 25-⁠2438 is designed to combat, placing the appellants beyond its reach”</w:t>
       </w:r>
       <w:r>
         <w:t xml:space="preserve">).</w:t>
@@ -3828,37 +3730,7 @@
         <w:pStyle w:val="BodyText"/>
       </w:pPr>
       <w:r>
-        <w:t xml:space="preserve">The undisputed record established that the Kansas League and Loud Light have almost completely curtailed the voter registration activities they previously conducted due to fear of prosecution under the Challenged Provisions. (R. II, 150, 155</w:t>
-      </w:r>
-      <w:r>
-        <w:noBreakHyphen/>
-      </w:r>
-      <w:r>
-        <w:t xml:space="preserve">56, R. IV, 2</w:t>
-      </w:r>
-      <w:r>
-        <w:noBreakHyphen/>
-      </w:r>
-      <w:r>
-        <w:t xml:space="preserve">3, 16</w:t>
-      </w:r>
-      <w:r>
-        <w:noBreakHyphen/>
-      </w:r>
-      <w:r>
-        <w:t xml:space="preserve">17.) The Topeka Independent Living Resource Center similarly ceased voter registration activities. (R. II, 159</w:t>
-      </w:r>
-      <w:r>
-        <w:noBreakHyphen/>
-      </w:r>
-      <w:r>
-        <w:t xml:space="preserve">60). All four Appellants have seen a decrease in the willingness of their members and constituents to engage in voter-facing activities out of fear of prosecution. (R. IV, 17</w:t>
-      </w:r>
-      <w:r>
-        <w:noBreakHyphen/>
-      </w:r>
-      <w:r>
-        <w:t xml:space="preserve">18.) And record evidence established–without contradiction–that these fears are well-founded: Appellants know from experience that, even despite their best efforts to make clear their role,</w:t>
+        <w:t xml:space="preserve">The undisputed record established that the Kansas League and Loud Light have almost completely curtailed the voter registration activities they previously conducted due to fear of prosecution under the Challenged Provisions. (R. II, 150, 155-⁠56, R. IV, 2-⁠3, 16-⁠17.) The Topeka Independent Living Resource Center similarly ceased voter registration activities. (R. II, 159-⁠60). All four Appellants have seen a decrease in the willingness of their members and constituents to engage in voter-facing activities out of fear of prosecution. (R. IV, 17-⁠18.) And record evidence established–without contradiction–that these fears are well-founded: Appellants know from experience that, even despite their best efforts to make clear their role,</w:t>
       </w:r>
       <w:r>
         <w:t xml:space="preserve"> </w:t>
@@ -3886,13 +3758,7 @@
         <w:t xml:space="preserve"> </w:t>
       </w:r>
       <w:r>
-        <w:t xml:space="preserve">at 2. Election officials in Douglas County even go so far as to route questions from voters directly to the League. (R. I, 146</w:t>
-      </w:r>
-      <w:r>
-        <w:noBreakHyphen/>
-      </w:r>
-      <w:r>
-        <w:t xml:space="preserve">47.)</w:t>
+        <w:t xml:space="preserve">at 2. Election officials in Douglas County even go so far as to route questions from voters directly to the League. (R. I, 146-⁠47.)</w:t>
       </w:r>
     </w:p>
     <w:p>
@@ -3912,13 +3778,7 @@
         <w:t xml:space="preserve"> </w:t>
       </w:r>
       <w:r>
-        <w:t xml:space="preserve">Slip op. at 26</w:t>
-      </w:r>
-      <w:r>
-        <w:noBreakHyphen/>
-      </w:r>
-      <w:r>
-        <w:t xml:space="preserve">27 (Hill, J., dissenting). This is contrary to the well-established rule that, generally, one need not be subject to</w:t>
+        <w:t xml:space="preserve">Slip op. at 26-⁠27 (Hill, J., dissenting). This is contrary to the well-established rule that, generally, one need not be subject to</w:t>
       </w:r>
       <w:r>
         <w:t xml:space="preserve"> </w:t>
@@ -3991,13 +3851,7 @@
         <w:t xml:space="preserve"> </w:t>
       </w:r>
       <w:r>
-        <w:t xml:space="preserve">slip op. at 10</w:t>
-      </w:r>
-      <w:r>
-        <w:noBreakHyphen/>
-      </w:r>
-      <w:r>
-        <w:t xml:space="preserve">11, yet this is the precise effect of its decision.</w:t>
+        <w:t xml:space="preserve">slip op. at 10-⁠11, yet this is the precise effect of its decision.</w:t>
       </w:r>
     </w:p>
     <w:p>
@@ -4426,13 +4280,7 @@
         <w:t xml:space="preserve"> </w:t>
       </w:r>
       <w:r>
-        <w:t xml:space="preserve">K.S.A. 20</w:t>
-      </w:r>
-      <w:r>
-        <w:noBreakHyphen/>
-      </w:r>
-      <w:r>
-        <w:t xml:space="preserve">3018.</w:t>
+        <w:t xml:space="preserve">K.S.A. 20-⁠3018.</w:t>
       </w:r>
     </w:p>
     <w:p>
@@ -4721,19 +4569,7 @@
         <w:t xml:space="preserve">“[T]he majority appears to concede that these four groups’ conduct falls within the ambit of the First Amendment. ⁠. ⁠. ⁠. I will not hesitate to say so; the groups’ activities involve the exercise of free speech.”</w:t>
       </w:r>
       <w:r>
-        <w:t xml:space="preserve">) (J. Hill, dissenting). Had the Court of Appeals reached the merits, it is inconceivable that the Challenged Provisions could have survived scrutiny, because they are not narrowly tailored to any compelling state interest. For one, Kansas has criminalized intentional impersonation of a government official, K.S.A. 21</w:t>
-      </w:r>
-      <w:r>
-        <w:noBreakHyphen/>
-      </w:r>
-      <w:r>
-        <w:t xml:space="preserve">5917, since 2011. And K.S.A. 25</w:t>
-      </w:r>
-      <w:r>
-        <w:noBreakHyphen/>
-      </w:r>
-      <w:r>
-        <w:t xml:space="preserve">2438(a)⁠(1) expressly prohibits intentional impersonation of an election official.</w:t>
+        <w:t xml:space="preserve">) (J. Hill, dissenting). Had the Court of Appeals reached the merits, it is inconceivable that the Challenged Provisions could have survived scrutiny, because they are not narrowly tailored to any compelling state interest. For one, Kansas has criminalized intentional impersonation of a government official, K.S.A. 21-⁠5917, since 2011. And K.S.A. 25-⁠2438(a)⁠(1) expressly prohibits intentional impersonation of an election official.</w:t>
       </w:r>
     </w:p>
     <w:p>
@@ -4757,13 +4593,7 @@
         <w:pStyle w:val="BodyText"/>
       </w:pPr>
       <w:r>
-        <w:t xml:space="preserve">This case presents issues of great importance requiring this Court’s supervisory review as contemplated under circumstances by K.S.A. 20</w:t>
-      </w:r>
-      <w:r>
-        <w:noBreakHyphen/>
-      </w:r>
-      <w:r>
-        <w:t xml:space="preserve">3018. Appellants respectfully ask this Court to accept review to address these crucially important issues and ensure that the Challenged Provisions do not continue to chill protected speech vital to the health of Kansas’s democracy.</w:t>
+        <w:t xml:space="preserve">This case presents issues of great importance requiring this Court’s supervisory review as contemplated under circumstances by K.S.A. 20-⁠3018. Appellants respectfully ask this Court to accept review to address these crucially important issues and ensure that the Challenged Provisions do not continue to chill protected speech vital to the health of Kansas’s democracy.</w:t>
       </w:r>
     </w:p>
     <w:p>
@@ -5019,9 +4849,7 @@
         <w:t xml:space="preserve"> </w:t>
       </w:r>
       <w:r>
-        <w:t xml:space="preserve">267</w:t>
-        <w:noBreakHyphen/>
-        <w:t xml:space="preserve">6115</w:t>
+        <w:t xml:space="preserve">267-⁠6115</w:t>
       </w:r>
     </w:p>
     <w:p>
@@ -5351,9 +5179,7 @@
         <w:t xml:space="preserve"> </w:t>
       </w:r>
       <w:r>
-        <w:t xml:space="preserve">67206</w:t>
-        <w:noBreakHyphen/>
-        <w:t xml:space="preserve">6639</w:t>
+        <w:t xml:space="preserve">67206-⁠6639</w:t>
       </w:r>
     </w:p>
     <w:p>
@@ -5453,9 +5279,7 @@
         <w:t xml:space="preserve"> </w:t>
       </w:r>
       <w:r>
-        <w:t xml:space="preserve">67206</w:t>
-        <w:noBreakHyphen/>
-        <w:t xml:space="preserve">6639</w:t>
+        <w:t xml:space="preserve">67206-⁠6639</w:t>
       </w:r>
     </w:p>
     <w:p>
@@ -5555,9 +5379,7 @@
         <w:t xml:space="preserve"> </w:t>
       </w:r>
       <w:r>
-        <w:t xml:space="preserve">67206</w:t>
-        <w:noBreakHyphen/>
-        <w:t xml:space="preserve">6639</w:t>
+        <w:t xml:space="preserve">67206-⁠6639</w:t>
       </w:r>
     </w:p>
     <w:p>
@@ -6437,7 +6259,7 @@
     <w:qFormat/>
     <w:pPr>
       <w:keepLines/>
-      <w:spacing w:before="0" w:after="140" w:line="276" w:lineRule="exact"/>
+      <w:spacing w:before="46" w:after="140" w:line="276" w:lineRule="exact"/>
     </w:pPr>
     <w:rPr>
       <w:sz w:val="24"/>
